--- a/out/CV_E_Retajczyk_nowe.docx
+++ b/out/CV_E_Retajczyk_nowe.docx
@@ -125,7 +125,7 @@
           <w:b w:val="0"/>
           <w:i w:val="0"/>
         </w:rPr>
-        <w:t>Menedżerka projektów z 8-letnim doświadczeniem w pozyskiwaniu, prowadzeniu i rozliczaniu dofinansowań ze środków publicznych. Przeprowadziłam przez cały cykl – od wniosku po odbiór końcowy – projekty o łącznej wartości ponad 200 mln PLN w programach POIR, POPW, POPC, FENG, FEPW, KPO i regionalnych, dla klientów od startupów po spółki notowane na GPW. Łączę twarde kompetencje analityczne i finansowe (wcześniej zarządzanie 60 mln PLN budżetu w Polkomtel) z budowaniem zespołów opartych na dobrych relacjach.</w:t>
+        <w:t>Menedżerka projektów z 8-letnim doświadczeniem w pozyskiwaniu, prowadzeniu i rozliczaniu dofinansowań ze środków publicznych. Przeprowadziłam przez cały cykl – od wniosku po odbiór końcowy – projekty o łącznej wartości 295 mln PLN (32 projekty) w programach POIR, POPW, POPC, FENG, FEPW, KPO i regionalnych, dla klientów od startupów po spółki notowane na GPW. Łączę twarde kompetencje analityczne i finansowe (wcześniej zarządzanie 60 mln PLN budżetu w Polkomtel) z budowaniem zespołów opartych na dobrych relacjach.</w:t>
       </w:r>
     </w:p>
     <w:p>
